--- a/ethics-application/informed-consent-form.docx
+++ b/ethics-application/informed-consent-form.docx
@@ -38,7 +38,7 @@
       </w:tblPr>
       <w:tblGrid>
         <w:gridCol w:w="6558"/>
-        <w:gridCol w:w="2457"/>
+        <w:gridCol w:w="2456"/>
       </w:tblGrid>
       <w:tr>
         <w:trPr>
@@ -46,7 +46,7 @@
         </w:trPr>
         <w:tc>
           <w:tcPr>
-            <w:tcW w:w="9015" w:type="dxa"/>
+            <w:tcW w:w="9014" w:type="dxa"/>
             <w:gridSpan w:val="2"/>
             <w:tcBorders>
               <w:top w:val="single" w:sz="4" w:space="0" w:color="000000"/>
@@ -80,17 +80,7 @@
                 <w:szCs w:val="24"/>
                 <w:lang w:eastAsia="en-IE"/>
               </w:rPr>
-              <w:t xml:space="preserve">STUDY:  </w:t>
-            </w:r>
-            <w:r>
-              <w:rPr>
-                <w:rFonts w:eastAsia="Times New Roman" w:cs="Calibri" w:cstheme="minorHAnsi"/>
-                <w:b/>
-                <w:sz w:val="24"/>
-                <w:szCs w:val="24"/>
-                <w:lang w:eastAsia="en-IE"/>
-              </w:rPr>
-              <w:t>What course should I study? Investigating the application of a Recommender System to assist in College Course Counselling</w:t>
+              <w:t>STUDY:  What course should I study? Investigating the application of a Recommender System to assist in College Course Counselling</w:t>
             </w:r>
           </w:p>
           <w:p>
@@ -116,16 +106,7 @@
                 <w:sz w:val="24"/>
                 <w:szCs w:val="24"/>
               </w:rPr>
-              <w:t xml:space="preserve">Recruitment Site: </w:t>
-            </w:r>
-            <w:r>
-              <w:rPr>
-                <w:rFonts w:cs="Calibri" w:cstheme="minorHAnsi"/>
-                <w:b/>
-                <w:sz w:val="24"/>
-                <w:szCs w:val="24"/>
-              </w:rPr>
-              <w:t>Place of convenience for participant</w:t>
+              <w:t>Recruitment Site: Place of convenience for participant</w:t>
             </w:r>
           </w:p>
         </w:tc>
@@ -136,7 +117,7 @@
         </w:trPr>
         <w:tc>
           <w:tcPr>
-            <w:tcW w:w="9015" w:type="dxa"/>
+            <w:tcW w:w="9014" w:type="dxa"/>
             <w:gridSpan w:val="2"/>
             <w:tcBorders>
               <w:top w:val="single" w:sz="4" w:space="0" w:color="000000"/>
@@ -196,7 +177,7 @@
                 <w:szCs w:val="22"/>
                 <w:lang w:val="en-GB" w:eastAsia="en-GB"/>
               </w:rPr>
-              <w:t xml:space="preserve"> in this form. </w:t>
+              <w:t xml:space="preserve"> in this form.</w:t>
             </w:r>
           </w:p>
           <w:p>
@@ -239,7 +220,7 @@
                 <w:szCs w:val="22"/>
                 <w:lang w:val="en-GB" w:eastAsia="en-GB"/>
               </w:rPr>
-              <w:t xml:space="preserve"> contains statements of understanding and asks you to tick each if you understand. Please ask any questions you may have when reading each of the statements. </w:t>
+              <w:t xml:space="preserve"> contains statements of understanding and asks you to tick each if you understand. Please ask any questions you may have when reading each of the statements.</w:t>
             </w:r>
           </w:p>
           <w:p>
@@ -282,7 +263,7 @@
                 <w:szCs w:val="22"/>
                 <w:lang w:val="en-GB" w:eastAsia="en-GB"/>
               </w:rPr>
-              <w:t xml:space="preserve"> asks for your informed consent. Please select either ‘yes’ or ‘no’ to indicate your choice. </w:t>
+              <w:t xml:space="preserve"> asks for your informed consent. Please select either ‘yes’ or ‘no’ to indicate your choice.</w:t>
             </w:r>
           </w:p>
           <w:p>
@@ -313,7 +294,7 @@
                 <w:szCs w:val="22"/>
                 <w:lang w:val="en-GB" w:eastAsia="en-GB"/>
               </w:rPr>
-              <w:t xml:space="preserve">Thank you for participating. </w:t>
+              <w:t>Thank you for participating.</w:t>
             </w:r>
           </w:p>
           <w:p>
@@ -413,7 +394,7 @@
         </w:tc>
         <w:tc>
           <w:tcPr>
-            <w:tcW w:w="2457" w:type="dxa"/>
+            <w:tcW w:w="2456" w:type="dxa"/>
             <w:tcBorders>
               <w:top w:val="single" w:sz="4" w:space="0" w:color="000000"/>
               <w:left w:val="single" w:sz="4" w:space="0" w:color="000000"/>
@@ -511,7 +492,7 @@
         </w:tc>
         <w:tc>
           <w:tcPr>
-            <w:tcW w:w="2457" w:type="dxa"/>
+            <w:tcW w:w="2456" w:type="dxa"/>
             <w:tcBorders>
               <w:top w:val="single" w:sz="4" w:space="0" w:color="000000"/>
               <w:left w:val="single" w:sz="4" w:space="0" w:color="000000"/>
@@ -587,13 +568,13 @@
                 <w:sz w:val="22"/>
                 <w:szCs w:val="22"/>
               </w:rPr>
-              <w:t xml:space="preserve">I understand that taking part in this study is entirely voluntary. I understand that not taking part will have no negative impact on me. </w:t>
+              <w:t>I understand that taking part in this study is entirely voluntary. I understand that not taking part will have no negative impact on me.</w:t>
             </w:r>
           </w:p>
         </w:tc>
         <w:tc>
           <w:tcPr>
-            <w:tcW w:w="2457" w:type="dxa"/>
+            <w:tcW w:w="2456" w:type="dxa"/>
             <w:tcBorders>
               <w:top w:val="single" w:sz="4" w:space="0" w:color="000000"/>
               <w:left w:val="single" w:sz="4" w:space="0" w:color="000000"/>
@@ -670,49 +651,40 @@
                 <w:sz w:val="22"/>
                 <w:szCs w:val="22"/>
               </w:rPr>
-              <w:t xml:space="preserve">I understand that I can leave this study at any time without giving a reason. I understand that leaving this study will not affect my </w:t>
+              <w:t>I understand that I can leave this study at any time without giving a reason. I understand that leaving this study will not affect my education or employment</w:t>
             </w:r>
             <w:r>
               <w:rPr>
                 <w:rFonts w:cs="Calibri" w:ascii="Calibri" w:hAnsi="Calibri" w:asciiTheme="minorHAnsi" w:cstheme="minorHAnsi" w:hAnsiTheme="minorHAnsi"/>
                 <w:i w:val="false"/>
-                <w:sz w:val="22"/>
-                <w:szCs w:val="22"/>
-              </w:rPr>
-              <w:t>education or employment</w:t>
+                <w:iCs/>
+                <w:sz w:val="22"/>
+                <w:szCs w:val="22"/>
+              </w:rPr>
+              <w:t>,</w:t>
             </w:r>
             <w:r>
               <w:rPr>
                 <w:rFonts w:cs="Calibri" w:ascii="Calibri" w:hAnsi="Calibri" w:asciiTheme="minorHAnsi" w:cstheme="minorHAnsi" w:hAnsiTheme="minorHAnsi"/>
-                <w:i w:val="false"/>
-                <w:iCs/>
-                <w:sz w:val="22"/>
-                <w:szCs w:val="22"/>
-              </w:rPr>
-              <w:t>,</w:t>
+                <w:sz w:val="22"/>
+                <w:szCs w:val="22"/>
+              </w:rPr>
+              <w:t xml:space="preserve"> </w:t>
             </w:r>
             <w:r>
               <w:rPr>
                 <w:rFonts w:cs="Calibri" w:ascii="Calibri" w:hAnsi="Calibri" w:asciiTheme="minorHAnsi" w:cstheme="minorHAnsi" w:hAnsiTheme="minorHAnsi"/>
-                <w:sz w:val="22"/>
-                <w:szCs w:val="22"/>
-              </w:rPr>
-              <w:t xml:space="preserve"> </w:t>
-            </w:r>
-            <w:r>
-              <w:rPr>
-                <w:rFonts w:cs="Calibri" w:ascii="Calibri" w:hAnsi="Calibri" w:asciiTheme="minorHAnsi" w:cstheme="minorHAnsi" w:hAnsiTheme="minorHAnsi"/>
-                <w:i w:val="false"/>
-                <w:sz w:val="22"/>
-                <w:szCs w:val="22"/>
-              </w:rPr>
-              <w:t xml:space="preserve">now or in the future. </w:t>
+                <w:i w:val="false"/>
+                <w:sz w:val="22"/>
+                <w:szCs w:val="22"/>
+              </w:rPr>
+              <w:t>now or in the future.</w:t>
             </w:r>
           </w:p>
         </w:tc>
         <w:tc>
           <w:tcPr>
-            <w:tcW w:w="2457" w:type="dxa"/>
+            <w:tcW w:w="2456" w:type="dxa"/>
             <w:tcBorders>
               <w:top w:val="single" w:sz="4" w:space="0" w:color="000000"/>
               <w:left w:val="single" w:sz="4" w:space="0" w:color="000000"/>
@@ -809,7 +781,7 @@
         </w:tc>
         <w:tc>
           <w:tcPr>
-            <w:tcW w:w="2457" w:type="dxa"/>
+            <w:tcW w:w="2456" w:type="dxa"/>
             <w:tcBorders>
               <w:top w:val="single" w:sz="4" w:space="0" w:color="000000"/>
               <w:left w:val="single" w:sz="4" w:space="0" w:color="000000"/>
@@ -883,7 +855,7 @@
         </w:tc>
         <w:tc>
           <w:tcPr>
-            <w:tcW w:w="2457" w:type="dxa"/>
+            <w:tcW w:w="2456" w:type="dxa"/>
             <w:tcBorders>
               <w:top w:val="single" w:sz="4" w:space="0" w:color="000000"/>
               <w:left w:val="single" w:sz="4" w:space="0" w:color="000000"/>
@@ -929,7 +901,7 @@
         </w:trPr>
         <w:tc>
           <w:tcPr>
-            <w:tcW w:w="9015" w:type="dxa"/>
+            <w:tcW w:w="9014" w:type="dxa"/>
             <w:gridSpan w:val="2"/>
             <w:tcBorders>
               <w:top w:val="single" w:sz="4" w:space="0" w:color="000000"/>
@@ -987,7 +959,7 @@
                 <w:sz w:val="22"/>
                 <w:szCs w:val="22"/>
               </w:rPr>
-              <w:t xml:space="preserve"> signing this document I agree to participate in ‘X’ study as described in the Participant Information Leaflet. </w:t>
+              <w:t xml:space="preserve"> signing this document I agree to participate in ‘X’ study as described in the Participant Information Leaflet.</w:t>
             </w:r>
           </w:p>
         </w:tc>
@@ -1062,7 +1034,7 @@
         </w:tc>
         <w:tc>
           <w:tcPr>
-            <w:tcW w:w="2457" w:type="dxa"/>
+            <w:tcW w:w="2456" w:type="dxa"/>
             <w:tcBorders>
               <w:top w:val="single" w:sz="4" w:space="0" w:color="000000"/>
               <w:left w:val="single" w:sz="4" w:space="0" w:color="000000"/>
@@ -1089,14 +1061,7 @@
               </w:rPr>
             </w:pPr>
             <w:r>
-              <w:rPr>
-                <w:rFonts w:cs="Calibri" w:ascii="Calibri" w:hAnsi="Calibri" w:asciiTheme="minorHAnsi" w:cstheme="minorHAnsi" w:hAnsiTheme="minorHAnsi"/>
-                <w:b/>
-                <w:i w:val="false"/>
-                <w:sz w:val="22"/>
-                <w:szCs w:val="22"/>
-              </w:rPr>
-              <w:t xml:space="preserve">               </w:t>
+              <w:rPr/>
             </w:r>
           </w:p>
           <w:p>
@@ -1155,7 +1120,10 @@
               </w:rPr>
             </w:pPr>
             <w:r>
-              <w:rPr/>
+              <w:rPr>
+                <w:rFonts w:cs="Calibri" w:cstheme="minorHAnsi"/>
+                <w:bCs/>
+              </w:rPr>
             </w:r>
           </w:p>
           <w:p>
@@ -1174,18 +1142,11 @@
               </w:rPr>
               <w:t>I agree to take part in this research study, having been fully informed of the risks and benefits in the participant information leaflet provided to me.</w:t>
             </w:r>
-            <w:r>
-              <w:rPr>
-                <w:rFonts w:cs="Calibri" w:cstheme="minorHAnsi"/>
-                <w:bCs/>
-              </w:rPr>
-              <w:t xml:space="preserve"> </w:t>
-            </w:r>
           </w:p>
         </w:tc>
         <w:tc>
           <w:tcPr>
-            <w:tcW w:w="2457" w:type="dxa"/>
+            <w:tcW w:w="2456" w:type="dxa"/>
             <w:tcBorders>
               <w:top w:val="single" w:sz="4" w:space="0" w:color="000000"/>
               <w:left w:val="single" w:sz="4" w:space="0" w:color="000000"/>
@@ -1212,14 +1173,7 @@
               </w:rPr>
             </w:pPr>
             <w:r>
-              <w:rPr>
-                <w:rFonts w:cs="Calibri" w:ascii="Calibri" w:hAnsi="Calibri" w:asciiTheme="minorHAnsi" w:cstheme="minorHAnsi" w:hAnsiTheme="minorHAnsi"/>
-                <w:b/>
-                <w:i w:val="false"/>
-                <w:sz w:val="22"/>
-                <w:szCs w:val="22"/>
-              </w:rPr>
-              <w:t xml:space="preserve">           </w:t>
+              <w:rPr/>
             </w:r>
           </w:p>
           <w:p>
@@ -1259,7 +1213,7 @@
                 <w:sz w:val="22"/>
                 <w:szCs w:val="22"/>
               </w:rPr>
-              <w:t xml:space="preserve">Yes          No </w:t>
+              <w:t>Yes          No</w:t>
             </w:r>
           </w:p>
           <w:tbl>
@@ -1296,6 +1250,7 @@
                       <w:tab w:val="clear" w:pos="720"/>
                       <w:tab w:val="left" w:pos="7938" w:leader="none"/>
                     </w:tabs>
+                    <w:suppressAutoHyphens w:val="true"/>
                     <w:spacing w:before="120" w:after="120"/>
                     <w:ind w:left="0" w:right="6"/>
                     <w:contextualSpacing/>
@@ -1310,16 +1265,7 @@
                     </w:rPr>
                   </w:pPr>
                   <w:r>
-                    <w:rPr>
-                      <w:rFonts w:cs="Calibri" w:ascii="Calibri" w:hAnsi="Calibri" w:asciiTheme="minorHAnsi" w:cstheme="minorHAnsi" w:hAnsiTheme="minorHAnsi"/>
-                      <w:b/>
-                      <w:i w:val="false"/>
-                      <w:kern w:val="0"/>
-                      <w:sz w:val="22"/>
-                      <w:szCs w:val="22"/>
-                      <w:lang w:val="en-IE" w:eastAsia="en-US" w:bidi="ar-SA"/>
-                    </w:rPr>
-                    <w:t xml:space="preserve">           </w:t>
+                    <w:rPr/>
                   </w:r>
                 </w:p>
               </w:tc>
@@ -1336,6 +1282,7 @@
                       <w:tab w:val="clear" w:pos="720"/>
                       <w:tab w:val="left" w:pos="7938" w:leader="none"/>
                     </w:tabs>
+                    <w:suppressAutoHyphens w:val="true"/>
                     <w:spacing w:before="120" w:after="120"/>
                     <w:ind w:left="0" w:right="6"/>
                     <w:contextualSpacing/>
@@ -1354,10 +1301,8 @@
                       <w:rFonts w:cs="Calibri" w:cstheme="minorHAnsi" w:ascii="Calibri" w:hAnsi="Calibri"/>
                       <w:b/>
                       <w:i w:val="false"/>
-                      <w:kern w:val="0"/>
                       <w:sz w:val="22"/>
                       <w:szCs w:val="22"/>
-                      <w:lang w:val="en-IE" w:eastAsia="en-US" w:bidi="ar-SA"/>
                     </w:rPr>
                   </w:r>
                 </w:p>
@@ -1417,7 +1362,7 @@
         </w:tc>
         <w:tc>
           <w:tcPr>
-            <w:tcW w:w="2457" w:type="dxa"/>
+            <w:tcW w:w="2456" w:type="dxa"/>
             <w:tcBorders>
               <w:top w:val="single" w:sz="4" w:space="0" w:color="000000"/>
               <w:left w:val="single" w:sz="4" w:space="0" w:color="000000"/>
@@ -1444,14 +1389,7 @@
               </w:rPr>
             </w:pPr>
             <w:r>
-              <w:rPr>
-                <w:rFonts w:cs="Calibri" w:ascii="Calibri" w:hAnsi="Calibri" w:asciiTheme="minorHAnsi" w:cstheme="minorHAnsi" w:hAnsiTheme="minorHAnsi"/>
-                <w:b/>
-                <w:i w:val="false"/>
-                <w:sz w:val="22"/>
-                <w:szCs w:val="22"/>
-              </w:rPr>
-              <w:t xml:space="preserve">                  </w:t>
+              <w:rPr/>
             </w:r>
           </w:p>
           <w:p>
@@ -1490,7 +1428,7 @@
                 <w:sz w:val="22"/>
                 <w:szCs w:val="22"/>
               </w:rPr>
-              <w:t xml:space="preserve">Yes          No </w:t>
+              <w:t>Yes          No</w:t>
             </w:r>
           </w:p>
           <w:tbl>
@@ -1527,6 +1465,7 @@
                       <w:tab w:val="clear" w:pos="720"/>
                       <w:tab w:val="left" w:pos="7938" w:leader="none"/>
                     </w:tabs>
+                    <w:suppressAutoHyphens w:val="true"/>
                     <w:spacing w:before="120" w:after="120"/>
                     <w:ind w:left="0" w:right="6"/>
                     <w:contextualSpacing/>
@@ -1541,16 +1480,7 @@
                     </w:rPr>
                   </w:pPr>
                   <w:r>
-                    <w:rPr>
-                      <w:rFonts w:cs="Calibri" w:ascii="Calibri" w:hAnsi="Calibri" w:asciiTheme="minorHAnsi" w:cstheme="minorHAnsi" w:hAnsiTheme="minorHAnsi"/>
-                      <w:b/>
-                      <w:i w:val="false"/>
-                      <w:kern w:val="0"/>
-                      <w:sz w:val="22"/>
-                      <w:szCs w:val="22"/>
-                      <w:lang w:val="en-IE" w:eastAsia="en-US" w:bidi="ar-SA"/>
-                    </w:rPr>
-                    <w:t xml:space="preserve">           </w:t>
+                    <w:rPr/>
                   </w:r>
                 </w:p>
               </w:tc>
@@ -1567,6 +1497,7 @@
                       <w:tab w:val="clear" w:pos="720"/>
                       <w:tab w:val="left" w:pos="7938" w:leader="none"/>
                     </w:tabs>
+                    <w:suppressAutoHyphens w:val="true"/>
                     <w:spacing w:before="120" w:after="120"/>
                     <w:ind w:left="0" w:right="6"/>
                     <w:contextualSpacing/>
@@ -1585,10 +1516,8 @@
                       <w:rFonts w:cs="Calibri" w:cstheme="minorHAnsi" w:ascii="Calibri" w:hAnsi="Calibri"/>
                       <w:b/>
                       <w:i w:val="false"/>
-                      <w:kern w:val="0"/>
                       <w:sz w:val="22"/>
                       <w:szCs w:val="22"/>
-                      <w:lang w:val="en-IE" w:eastAsia="en-US" w:bidi="ar-SA"/>
                     </w:rPr>
                   </w:r>
                 </w:p>
@@ -1634,7 +1563,9 @@
         </w:rPr>
       </w:pPr>
       <w:r>
-        <w:rPr/>
+        <w:rPr>
+          <w:rFonts w:cs="Calibri" w:cstheme="minorHAnsi"/>
+        </w:rPr>
       </w:r>
     </w:p>
     <w:p>
@@ -1645,7 +1576,9 @@
         </w:rPr>
       </w:pPr>
       <w:r>
-        <w:rPr/>
+        <w:rPr>
+          <w:rFonts w:cs="Calibri" w:cstheme="minorHAnsi"/>
+        </w:rPr>
       </w:r>
     </w:p>
     <w:p>
@@ -1706,7 +1639,6 @@
           <w:rFonts w:cs="Calibri" w:cstheme="minorHAnsi"/>
         </w:rPr>
       </w:pPr>
-      <w:bookmarkStart w:id="0" w:name="_Hlk511291042"/>
       <w:r>
         <w:rPr>
           <w:rFonts w:cs="Calibri" w:cstheme="minorHAnsi"/>
@@ -1723,7 +1655,7 @@
           <w:i/>
         </w:rPr>
       </w:pPr>
-      <w:bookmarkStart w:id="1" w:name="_Hlk511291042"/>
+      <w:bookmarkStart w:id="0" w:name="_Hlk511291042"/>
       <w:r>
         <w:rPr/>
         <w:t>Witness Name (Block Capitals)</w:t>
@@ -1734,7 +1666,7 @@
         <w:tab/>
         <w:t>Date</w:t>
       </w:r>
-      <w:bookmarkEnd w:id="1"/>
+      <w:bookmarkEnd w:id="0"/>
     </w:p>
     <w:p>
       <w:pPr>
@@ -2038,9 +1970,9 @@
           <wp:wrapTight wrapText="bothSides">
             <wp:wrapPolygon edited="0">
               <wp:start x="-12" y="0"/>
-              <wp:lineTo x="-12" y="21295"/>
-              <wp:lineTo x="21472" y="21295"/>
-              <wp:lineTo x="21472" y="0"/>
+              <wp:lineTo x="-12" y="21259"/>
+              <wp:lineTo x="21460" y="21259"/>
+              <wp:lineTo x="21460" y="0"/>
               <wp:lineTo x="-12" y="0"/>
             </wp:wrapPolygon>
           </wp:wrapTight>
@@ -2106,9 +2038,9 @@
           <wp:wrapTight wrapText="bothSides">
             <wp:wrapPolygon edited="0">
               <wp:start x="-12" y="0"/>
-              <wp:lineTo x="-12" y="21295"/>
-              <wp:lineTo x="21472" y="21295"/>
-              <wp:lineTo x="21472" y="0"/>
+              <wp:lineTo x="-12" y="21259"/>
+              <wp:lineTo x="21460" y="21259"/>
+              <wp:lineTo x="21460" y="0"/>
               <wp:lineTo x="-12" y="0"/>
             </wp:wrapPolygon>
           </wp:wrapTight>
@@ -2552,6 +2484,7 @@
     <w:rsid w:val="00473616"/>
     <w:pPr>
       <w:widowControl/>
+      <w:suppressAutoHyphens w:val="true"/>
       <w:bidi w:val="0"/>
       <w:spacing w:lineRule="auto" w:line="259" w:before="0" w:after="160"/>
       <w:jc w:val="left"/>
@@ -2699,7 +2632,6 @@
   </w:style>
   <w:style w:type="character" w:styleId="FootnoteCharacters">
     <w:name w:val="Footnote Characters"/>
-    <w:basedOn w:val="DefaultParagraphFont"/>
     <w:uiPriority w:val="99"/>
     <w:semiHidden/>
     <w:unhideWhenUsed/>
@@ -2914,6 +2846,7 @@
     <w:rsid w:val="003f6936"/>
     <w:pPr>
       <w:widowControl/>
+      <w:suppressAutoHyphens w:val="true"/>
       <w:bidi w:val="0"/>
       <w:spacing w:lineRule="auto" w:line="240" w:before="0" w:after="0"/>
       <w:jc w:val="left"/>
@@ -2924,7 +2857,7 @@
       <w:kern w:val="0"/>
       <w:sz w:val="24"/>
       <w:szCs w:val="24"/>
-      <w:lang w:eastAsia="en-IE" w:val="en-IE" w:bidi="ar-SA"/>
+      <w:lang w:val="en-IE" w:eastAsia="en-IE" w:bidi="ar-SA"/>
     </w:rPr>
   </w:style>
   <w:style w:type="paragraph" w:styleId="FootnoteText">
@@ -2951,6 +2884,7 @@
     <w:rsid w:val="001509db"/>
     <w:pPr>
       <w:widowControl/>
+      <w:suppressAutoHyphens w:val="true"/>
       <w:bidi w:val="0"/>
       <w:spacing w:lineRule="auto" w:line="240" w:before="0" w:after="0"/>
       <w:jc w:val="left"/>
